--- a/CV_Aspuro_Amarulloh_Khoiri_ATS.docx
+++ b/CV_Aspuro_Amarulloh_Khoiri_ATS.docx
@@ -1291,6 +1291,215 @@
           <w:szCs w:val="20"/>
         </w:rPr>
         <w:t>Pelatihan pengembangan diri: Achievement Motivation Training (Politeknik LP3I Jakarta); Beauty &amp; Handsome Class (Mirabella, Martha Tilaar Group); Table Manner Course (Kagum Hotel Group)</w:t>
+      </w:r>
+    </w:p>
+    <w:p/>
+    <w:p/>
+    <w:p/>
+    <w:p>
+      <w:r>
+        <w:rPr>
+          <w:noProof/>
+        </w:rPr>
+        <w:drawing>
+          <wp:anchor distT="0" distB="0" distL="114300" distR="114300" simplePos="0" relativeHeight="251660288" behindDoc="0" locked="0" layoutInCell="1" allowOverlap="1" wp14:anchorId="4A3121B3" wp14:editId="701EAB68">
+            <wp:simplePos x="0" y="0"/>
+            <wp:positionH relativeFrom="column">
+              <wp:posOffset>123825</wp:posOffset>
+            </wp:positionH>
+            <wp:positionV relativeFrom="paragraph">
+              <wp:posOffset>21590</wp:posOffset>
+            </wp:positionV>
+            <wp:extent cx="876300" cy="876300"/>
+            <wp:effectExtent l="0" t="0" r="0" b="0"/>
+            <wp:wrapNone/>
+            <wp:docPr id="1432964093" name="Picture 3"/>
+            <wp:cNvGraphicFramePr>
+              <a:graphicFrameLocks xmlns:a="http://schemas.openxmlformats.org/drawingml/2006/main" noChangeAspect="1"/>
+            </wp:cNvGraphicFramePr>
+            <a:graphic xmlns:a="http://schemas.openxmlformats.org/drawingml/2006/main">
+              <a:graphicData uri="http://schemas.openxmlformats.org/drawingml/2006/picture">
+                <pic:pic xmlns:pic="http://schemas.openxmlformats.org/drawingml/2006/picture">
+                  <pic:nvPicPr>
+                    <pic:cNvPr id="0" name="Picture 3"/>
+                    <pic:cNvPicPr>
+                      <a:picLocks noChangeAspect="1" noChangeArrowheads="1"/>
+                    </pic:cNvPicPr>
+                  </pic:nvPicPr>
+                  <pic:blipFill>
+                    <a:blip r:embed="rId7">
+                      <a:extLst>
+                        <a:ext uri="{28A0092B-C50C-407E-A947-70E740481C1C}">
+                          <a14:useLocalDpi xmlns:a14="http://schemas.microsoft.com/office/drawing/2010/main" val="0"/>
+                        </a:ext>
+                      </a:extLst>
+                    </a:blip>
+                    <a:srcRect/>
+                    <a:stretch>
+                      <a:fillRect/>
+                    </a:stretch>
+                  </pic:blipFill>
+                  <pic:spPr bwMode="auto">
+                    <a:xfrm>
+                      <a:off x="0" y="0"/>
+                      <a:ext cx="876300" cy="876300"/>
+                    </a:xfrm>
+                    <a:prstGeom prst="rect">
+                      <a:avLst/>
+                    </a:prstGeom>
+                    <a:noFill/>
+                    <a:ln>
+                      <a:noFill/>
+                    </a:ln>
+                  </pic:spPr>
+                </pic:pic>
+              </a:graphicData>
+            </a:graphic>
+          </wp:anchor>
+        </w:drawing>
+      </w:r>
+    </w:p>
+    <w:p/>
+    <w:p>
+      <w:pPr>
+        <w:tabs>
+          <w:tab w:val="left" w:pos="2025"/>
+        </w:tabs>
+      </w:pPr>
+      <w:r>
+        <w:tab/>
+      </w:r>
+    </w:p>
+    <w:p/>
+    <w:p>
+      <w:pPr>
+        <w:rPr>
+          <w:sz w:val="20"/>
+          <w:szCs w:val="20"/>
+        </w:rPr>
+      </w:pPr>
+    </w:p>
+    <w:p>
+      <w:pPr>
+        <w:tabs>
+          <w:tab w:val="left" w:pos="1950"/>
+        </w:tabs>
+      </w:pPr>
+      <w:r>
+        <w:rPr>
+          <w:noProof/>
+        </w:rPr>
+        <mc:AlternateContent>
+          <mc:Choice Requires="wps">
+            <w:drawing>
+              <wp:anchor distT="0" distB="0" distL="114300" distR="114300" simplePos="0" relativeHeight="251659264" behindDoc="0" locked="0" layoutInCell="1" allowOverlap="1" wp14:anchorId="248D1B8C" wp14:editId="58EBCD51">
+                <wp:simplePos x="0" y="0"/>
+                <wp:positionH relativeFrom="column">
+                  <wp:posOffset>200025</wp:posOffset>
+                </wp:positionH>
+                <wp:positionV relativeFrom="paragraph">
+                  <wp:posOffset>91440</wp:posOffset>
+                </wp:positionV>
+                <wp:extent cx="857250" cy="257175"/>
+                <wp:effectExtent l="0" t="0" r="0" b="0"/>
+                <wp:wrapNone/>
+                <wp:docPr id="123896520" name="Rectangle 2"/>
+                <wp:cNvGraphicFramePr/>
+                <a:graphic xmlns:a="http://schemas.openxmlformats.org/drawingml/2006/main">
+                  <a:graphicData uri="http://schemas.microsoft.com/office/word/2010/wordprocessingShape">
+                    <wps:wsp>
+                      <wps:cNvSpPr/>
+                      <wps:spPr>
+                        <a:xfrm>
+                          <a:off x="0" y="0"/>
+                          <a:ext cx="857250" cy="257175"/>
+                        </a:xfrm>
+                        <a:prstGeom prst="rect">
+                          <a:avLst/>
+                        </a:prstGeom>
+                        <a:noFill/>
+                        <a:ln>
+                          <a:noFill/>
+                        </a:ln>
+                      </wps:spPr>
+                      <wps:style>
+                        <a:lnRef idx="2">
+                          <a:schemeClr val="accent1">
+                            <a:shade val="15000"/>
+                          </a:schemeClr>
+                        </a:lnRef>
+                        <a:fillRef idx="1">
+                          <a:schemeClr val="accent1"/>
+                        </a:fillRef>
+                        <a:effectRef idx="0">
+                          <a:schemeClr val="accent1"/>
+                        </a:effectRef>
+                        <a:fontRef idx="minor">
+                          <a:schemeClr val="lt1"/>
+                        </a:fontRef>
+                      </wps:style>
+                      <wps:txbx>
+                        <w:txbxContent>
+                          <w:p>
+                            <w:pPr>
+                              <w:rPr>
+                                <w:color w:val="000000" w:themeColor="text1"/>
+                              </w:rPr>
+                            </w:pPr>
+                            <w:r>
+                              <w:rPr>
+                                <w:color w:val="000000" w:themeColor="text1"/>
+                              </w:rPr>
+                              <w:t>Scan disini</w:t>
+                            </w:r>
+                          </w:p>
+                        </w:txbxContent>
+                      </wps:txbx>
+                      <wps:bodyPr rot="0" spcFirstLastPara="0" vertOverflow="overflow" horzOverflow="overflow" vert="horz" wrap="square" lIns="91440" tIns="45720" rIns="91440" bIns="45720" numCol="1" spcCol="0" rtlCol="0" fromWordArt="0" anchor="ctr" anchorCtr="0" forceAA="0" compatLnSpc="1">
+                        <a:prstTxWarp prst="textNoShape">
+                          <a:avLst/>
+                        </a:prstTxWarp>
+                        <a:noAutofit/>
+                      </wps:bodyPr>
+                    </wps:wsp>
+                  </a:graphicData>
+                </a:graphic>
+                <wp14:sizeRelH relativeFrom="margin">
+                  <wp14:pctWidth>0</wp14:pctWidth>
+                </wp14:sizeRelH>
+                <wp14:sizeRelV relativeFrom="margin">
+                  <wp14:pctHeight>0</wp14:pctHeight>
+                </wp14:sizeRelV>
+              </wp:anchor>
+            </w:drawing>
+          </mc:Choice>
+          <mc:Fallback>
+            <w:pict>
+              <v:rect w14:anchorId="248D1B8C" id="Rectangle 2" o:spid="_x0000_s1026" style="position:absolute;margin-left:15.75pt;margin-top:7.2pt;width:67.5pt;height:20.25pt;z-index:251659264;visibility:visible;mso-wrap-style:square;mso-width-percent:0;mso-height-percent:0;mso-wrap-distance-left:9pt;mso-wrap-distance-top:0;mso-wrap-distance-right:9pt;mso-wrap-distance-bottom:0;mso-position-horizontal:absolute;mso-position-horizontal-relative:text;mso-position-vertical:absolute;mso-position-vertical-relative:text;mso-width-percent:0;mso-height-percent:0;mso-width-relative:margin;mso-height-relative:margin;v-text-anchor:middle" o:gfxdata="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" filled="f" stroked="f" strokeweight="1pt">
+                <v:textbox>
+                  <w:txbxContent>
+                    <w:p>
+                      <w:pPr>
+                        <w:rPr>
+                          <w:color w:val="000000" w:themeColor="text1"/>
+                        </w:rPr>
+                      </w:pPr>
+                      <w:r>
+                        <w:rPr>
+                          <w:color w:val="000000" w:themeColor="text1"/>
+                        </w:rPr>
+                        <w:t>Scan disini</w:t>
+                      </w:r>
+                    </w:p>
+                  </w:txbxContent>
+                </v:textbox>
+              </v:rect>
+            </w:pict>
+          </mc:Fallback>
+        </mc:AlternateContent>
+      </w:r>
+      <w:r>
+        <w:tab/>
       </w:r>
     </w:p>
     <w:sectPr>
